--- a/הגשה יעל מקובצקי.docx
+++ b/הגשה יעל מקובצקי.docx
@@ -5,7 +5,6 @@
     <w:p>
       <w:pPr>
         <w:rPr>
-          <w:rFonts w:hint="cs"/>
           <w:rtl/>
         </w:rPr>
       </w:pPr>
@@ -87,9 +86,11 @@
         </w:rPr>
         <w:t xml:space="preserve">להלן הוראות לפרויקט סיום הקורס </w:t>
       </w:r>
+      <w:proofErr w:type="spellStart"/>
       <w:r>
         <w:t>Git&amp;Java</w:t>
       </w:r>
+      <w:proofErr w:type="spellEnd"/>
       <w:r>
         <w:rPr>
           <w:rFonts w:hint="cs"/>
@@ -188,14 +189,34 @@
           <w:highlight w:val="yellow"/>
           <w:rtl/>
         </w:rPr>
-        <w:t xml:space="preserve">שימי את 2 הפרוייקטים של </w:t>
-      </w:r>
-      <w:r>
-        <w:rPr>
+        <w:t xml:space="preserve">שימי את 2 </w:t>
+      </w:r>
+      <w:proofErr w:type="spellStart"/>
+      <w:r>
+        <w:rPr>
+          <w:rFonts w:hint="cs"/>
           <w:highlight w:val="yellow"/>
+          <w:rtl/>
+        </w:rPr>
+        <w:t>הפרוייקטים</w:t>
+      </w:r>
+      <w:proofErr w:type="spellEnd"/>
+      <w:r>
+        <w:rPr>
+          <w:rFonts w:hint="cs"/>
+          <w:highlight w:val="yellow"/>
+          <w:rtl/>
+        </w:rPr>
+        <w:t xml:space="preserve"> של </w:t>
+      </w:r>
+      <w:proofErr w:type="spellStart"/>
+      <w:r>
+        <w:rPr>
+          <w:highlight w:val="yellow"/>
         </w:rPr>
         <w:t>client+server</w:t>
       </w:r>
+      <w:proofErr w:type="spellEnd"/>
       <w:r>
         <w:rPr>
           <w:rFonts w:hint="cs"/>
@@ -234,14 +255,22 @@
         <w:rPr>
           <w:highlight w:val="yellow"/>
         </w:rPr>
-        <w:t>.g</w:t>
-      </w:r>
+        <w:t>.</w:t>
+      </w:r>
+      <w:proofErr w:type="spellStart"/>
       <w:r>
         <w:rPr>
           <w:highlight w:val="yellow"/>
         </w:rPr>
+        <w:t>g</w:t>
+      </w:r>
+      <w:r>
+        <w:rPr>
+          <w:highlight w:val="yellow"/>
+        </w:rPr>
         <w:t>itignore</w:t>
       </w:r>
+      <w:proofErr w:type="spellEnd"/>
       <w:r>
         <w:rPr>
           <w:rFonts w:hint="cs"/>
@@ -406,7 +435,23 @@
           <w:rFonts w:hint="cs"/>
           <w:rtl/>
         </w:rPr>
-        <w:t xml:space="preserve">וכתבי במסמך זה את שם הבראנץ </w:t>
+        <w:t xml:space="preserve">וכתבי במסמך זה את שם </w:t>
+      </w:r>
+      <w:proofErr w:type="spellStart"/>
+      <w:r>
+        <w:rPr>
+          <w:rFonts w:hint="cs"/>
+          <w:rtl/>
+        </w:rPr>
+        <w:t>הבראנץ</w:t>
+      </w:r>
+      <w:proofErr w:type="spellEnd"/>
+      <w:r>
+        <w:rPr>
+          <w:rFonts w:hint="cs"/>
+          <w:rtl/>
+        </w:rPr>
+        <w:t xml:space="preserve"> </w:t>
       </w:r>
     </w:p>
     <w:p>
@@ -707,17 +752,27 @@
         </w:rPr>
         <w:t xml:space="preserve">:   </w:t>
       </w:r>
-    </w:p>
-    <w:p>
-      <w:pPr>
-        <w:rPr>
-          <w:rtl/>
-        </w:rPr>
-      </w:pPr>
-    </w:p>
-    <w:p>
-      <w:pPr>
-        <w:rPr>
+      <w:ins w:id="0" w:author="יעל מקובצקי" w:date="2026-05-26T11:18:00Z">
+        <w:r>
+          <w:rPr>
+            <w:rFonts w:hint="cs"/>
+            <w:rtl/>
+          </w:rPr>
+          <w:t>יעל מקובצקי</w:t>
+        </w:r>
+      </w:ins>
+    </w:p>
+    <w:p>
+      <w:pPr>
+        <w:rPr>
+          <w:rtl/>
+        </w:rPr>
+      </w:pPr>
+    </w:p>
+    <w:p>
+      <w:pPr>
+        <w:rPr>
+          <w:rFonts w:hint="cs"/>
           <w:b/>
           <w:bCs/>
           <w:sz w:val="32"/>
@@ -747,6 +802,24 @@
         </w:rPr>
         <w:t>:</w:t>
       </w:r>
+      <w:ins w:id="1" w:author="יעל מקובצקי" w:date="2026-05-26T11:18:00Z">
+        <w:r>
+          <w:rPr>
+            <w:rFonts w:hint="cs"/>
+            <w:sz w:val="32"/>
+            <w:szCs w:val="32"/>
+            <w:rtl/>
+          </w:rPr>
+          <w:t xml:space="preserve"> </w:t>
+        </w:r>
+        <w:r>
+          <w:rPr>
+            <w:sz w:val="32"/>
+            <w:szCs w:val="32"/>
+          </w:rPr>
+          <w:t>yaelm0030@gmail.com</w:t>
+        </w:r>
+      </w:ins>
     </w:p>
     <w:p>
       <w:pPr>
@@ -821,6 +894,17 @@
         </w:rPr>
         <w:t>:</w:t>
       </w:r>
+      <w:ins w:id="2" w:author="יעל מקובצקי" w:date="2026-05-26T11:18:00Z">
+        <w:r>
+          <w:rPr>
+            <w:rFonts w:hint="cs"/>
+            <w:sz w:val="32"/>
+            <w:szCs w:val="32"/>
+            <w:rtl/>
+          </w:rPr>
+          <w:t xml:space="preserve"> </w:t>
+        </w:r>
+      </w:ins>
     </w:p>
     <w:p>
       <w:pPr>
@@ -869,7 +953,23 @@
           <w:rFonts w:hint="cs"/>
           <w:rtl/>
         </w:rPr>
-        <w:t>פרטי והסבירי משהוא שעשית במהלך הפרוייקט.</w:t>
+        <w:t xml:space="preserve">פרטי והסבירי משהוא שעשית במהלך </w:t>
+      </w:r>
+      <w:proofErr w:type="spellStart"/>
+      <w:r>
+        <w:rPr>
+          <w:rFonts w:hint="cs"/>
+          <w:rtl/>
+        </w:rPr>
+        <w:t>הפרוייקט</w:t>
+      </w:r>
+      <w:proofErr w:type="spellEnd"/>
+      <w:r>
+        <w:rPr>
+          <w:rFonts w:hint="cs"/>
+          <w:rtl/>
+        </w:rPr>
+        <w:t>.</w:t>
       </w:r>
     </w:p>
     <w:p>
@@ -908,7 +1008,23 @@
           <w:rFonts w:hint="cs"/>
           <w:rtl/>
         </w:rPr>
-        <w:t xml:space="preserve"> ול </w:t>
+        <w:t xml:space="preserve"> </w:t>
+      </w:r>
+      <w:proofErr w:type="spellStart"/>
+      <w:r>
+        <w:rPr>
+          <w:rFonts w:hint="cs"/>
+          <w:rtl/>
+        </w:rPr>
+        <w:t>ול</w:t>
+      </w:r>
+      <w:proofErr w:type="spellEnd"/>
+      <w:r>
+        <w:rPr>
+          <w:rFonts w:hint="cs"/>
+          <w:rtl/>
+        </w:rPr>
+        <w:t xml:space="preserve"> </w:t>
       </w:r>
       <w:r>
         <w:t>commit</w:t>
@@ -918,7 +1034,23 @@
           <w:rFonts w:hint="cs"/>
           <w:rtl/>
         </w:rPr>
-        <w:t xml:space="preserve"> / פירוט באג שמצאת ואיך פתרת ולמה היתה הבעיה / פירוט תכנון שגוי שתקנתן / פירוט תכנון שהוכיח את עצמו </w:t>
+        <w:t xml:space="preserve"> / פירוט באג שמצאת ואיך פתרת ולמה </w:t>
+      </w:r>
+      <w:proofErr w:type="spellStart"/>
+      <w:r>
+        <w:rPr>
+          <w:rFonts w:hint="cs"/>
+          <w:rtl/>
+        </w:rPr>
+        <w:t>היתה</w:t>
+      </w:r>
+      <w:proofErr w:type="spellEnd"/>
+      <w:r>
+        <w:rPr>
+          <w:rFonts w:hint="cs"/>
+          <w:rtl/>
+        </w:rPr>
+        <w:t xml:space="preserve"> הבעיה / פירוט תכנון שגוי שתקנתן / פירוט תכנון שהוכיח את עצמו </w:t>
       </w:r>
       <w:r>
         <w:rPr>
@@ -993,6 +1125,542 @@
         <w:pStyle w:val="ListParagraph"/>
         <w:ind w:left="360"/>
         <w:rPr>
+          <w:ins w:id="3" w:author="יעל מקובצקי" w:date="2026-05-26T11:41:00Z"/>
+          <w:rtl/>
+        </w:rPr>
+      </w:pPr>
+      <w:ins w:id="4" w:author="יעל מקובצקי" w:date="2026-05-26T11:40:00Z">
+        <w:r>
+          <w:rPr>
+            <w:rFonts w:hint="cs"/>
+            <w:rtl/>
+          </w:rPr>
+          <w:t>כשישבתי עם חברות הצוות שלי בפעם הראשונה אחרי כתיבת ה</w:t>
+        </w:r>
+        <w:r>
+          <w:t xml:space="preserve"> HL Design</w:t>
+        </w:r>
+        <w:r>
+          <w:rPr>
+            <w:rFonts w:hint="cs"/>
+            <w:rtl/>
+          </w:rPr>
+          <w:t xml:space="preserve"> , כשניסינו לחלק בינינו את המשימות</w:t>
+        </w:r>
+      </w:ins>
+      <w:ins w:id="5" w:author="יעל מקובצקי" w:date="2026-05-26T11:41:00Z">
+        <w:r>
+          <w:rPr>
+            <w:rFonts w:hint="cs"/>
+            <w:rtl/>
+          </w:rPr>
+          <w:t>, ראיתי שיש הרבה חלקים במשימות שחופפים בין משימה למשימה ויש צורך בתכנון יסודי כדי למזער את הקונפליקטים שניתקל בהם בהמשך למינימום.</w:t>
+        </w:r>
+      </w:ins>
+    </w:p>
+    <w:p>
+      <w:pPr>
+        <w:pStyle w:val="ListParagraph"/>
+        <w:ind w:left="360"/>
+        <w:rPr>
+          <w:ins w:id="6" w:author="יעל מקובצקי" w:date="2026-05-26T11:45:00Z"/>
+          <w:rtl/>
+        </w:rPr>
+      </w:pPr>
+      <w:ins w:id="7" w:author="יעל מקובצקי" w:date="2026-05-26T11:41:00Z">
+        <w:r>
+          <w:rPr>
+            <w:rFonts w:hint="cs"/>
+            <w:rtl/>
+          </w:rPr>
+          <w:t>שמתי לב ש</w:t>
+        </w:r>
+      </w:ins>
+      <w:ins w:id="8" w:author="יעל מקובצקי" w:date="2026-05-26T11:42:00Z">
+        <w:r>
+          <w:rPr>
+            <w:rFonts w:hint="cs"/>
+            <w:rtl/>
+          </w:rPr>
+          <w:t xml:space="preserve">בהרבה מקרים שורת קוד אחת </w:t>
+        </w:r>
+      </w:ins>
+      <w:ins w:id="9" w:author="יעל מקובצקי" w:date="2026-05-26T11:43:00Z">
+        <w:r>
+          <w:rPr>
+            <w:rFonts w:hint="cs"/>
+            <w:rtl/>
+          </w:rPr>
+          <w:t>שתוגדר לפני תחילת הפיתוח של שתי משימות שונות תמנע הרבה מאד שורות קוד לתיקון בפתירת ה</w:t>
+        </w:r>
+        <w:r>
+          <w:t>conflict</w:t>
+        </w:r>
+        <w:r>
+          <w:rPr>
+            <w:rFonts w:hint="cs"/>
+            <w:rtl/>
+          </w:rPr>
+          <w:t xml:space="preserve"> בעת מיזוג ה</w:t>
+        </w:r>
+        <w:r>
+          <w:t>branches</w:t>
+        </w:r>
+        <w:r>
+          <w:rPr>
+            <w:rFonts w:hint="cs"/>
+            <w:rtl/>
+          </w:rPr>
+          <w:t xml:space="preserve"> של משימות אלו, לכן הוספנו שלב מקדים לפני חלוקת המשימות</w:t>
+        </w:r>
+      </w:ins>
+      <w:ins w:id="10" w:author="יעל מקובצקי" w:date="2026-05-26T11:44:00Z">
+        <w:r>
+          <w:rPr>
+            <w:rFonts w:hint="cs"/>
+            <w:rtl/>
+          </w:rPr>
+          <w:t xml:space="preserve"> של הגדרת שלד של קוד שמאפשר לכל אח</w:t>
+        </w:r>
+      </w:ins>
+      <w:ins w:id="11" w:author="יעל מקובצקי" w:date="2026-05-26T11:50:00Z">
+        <w:r>
+          <w:rPr>
+            <w:rFonts w:hint="cs"/>
+            <w:rtl/>
+          </w:rPr>
+          <w:t>ת</w:t>
+        </w:r>
+      </w:ins>
+      <w:ins w:id="12" w:author="יעל מקובצקי" w:date="2026-05-26T11:44:00Z">
+        <w:r>
+          <w:rPr>
+            <w:rFonts w:hint="cs"/>
+            <w:rtl/>
+          </w:rPr>
+          <w:t xml:space="preserve"> מהצוות לממש את הפיצ'ר של</w:t>
+        </w:r>
+      </w:ins>
+      <w:ins w:id="13" w:author="יעל מקובצקי" w:date="2026-05-26T11:51:00Z">
+        <w:r>
+          <w:rPr>
+            <w:rFonts w:hint="cs"/>
+            <w:rtl/>
+          </w:rPr>
+          <w:t xml:space="preserve">ה </w:t>
+        </w:r>
+      </w:ins>
+      <w:ins w:id="14" w:author="יעל מקובצקי" w:date="2026-05-26T11:44:00Z">
+        <w:r>
+          <w:rPr>
+            <w:rFonts w:hint="cs"/>
+            <w:rtl/>
+          </w:rPr>
+          <w:t>ב</w:t>
+        </w:r>
+      </w:ins>
+      <w:ins w:id="15" w:author="יעל מקובצקי" w:date="2026-05-26T11:45:00Z">
+        <w:r>
+          <w:rPr>
+            <w:rFonts w:hint="cs"/>
+            <w:rtl/>
+          </w:rPr>
+          <w:t>מינימום התנגשויות עם קוד של חבר</w:t>
+        </w:r>
+      </w:ins>
+      <w:ins w:id="16" w:author="יעל מקובצקי" w:date="2026-05-26T11:51:00Z">
+        <w:r>
+          <w:rPr>
+            <w:rFonts w:hint="cs"/>
+            <w:rtl/>
+          </w:rPr>
+          <w:t xml:space="preserve">ה </w:t>
+        </w:r>
+      </w:ins>
+      <w:ins w:id="17" w:author="יעל מקובצקי" w:date="2026-05-26T11:45:00Z">
+        <w:r>
+          <w:rPr>
+            <w:rFonts w:hint="cs"/>
+            <w:rtl/>
+          </w:rPr>
+          <w:t>לצוות.</w:t>
+        </w:r>
+      </w:ins>
+    </w:p>
+    <w:p>
+      <w:pPr>
+        <w:pStyle w:val="ListParagraph"/>
+        <w:ind w:left="360"/>
+        <w:rPr>
+          <w:ins w:id="18" w:author="יעל מקובצקי" w:date="2026-05-26T11:45:00Z"/>
+          <w:rtl/>
+        </w:rPr>
+      </w:pPr>
+      <w:ins w:id="19" w:author="יעל מקובצקי" w:date="2026-05-26T11:45:00Z">
+        <w:r>
+          <w:rPr>
+            <w:rFonts w:hint="cs"/>
+            <w:rtl/>
+          </w:rPr>
+          <w:t>למשל-</w:t>
+        </w:r>
+      </w:ins>
+    </w:p>
+    <w:p>
+      <w:pPr>
+        <w:pStyle w:val="ListParagraph"/>
+        <w:numPr>
+          <w:ilvl w:val="0"/>
+          <w:numId w:val="20"/>
+        </w:numPr>
+        <w:rPr>
+          <w:ins w:id="20" w:author="יעל מקובצקי" w:date="2026-05-26T11:46:00Z"/>
+          <w:rtl/>
+        </w:rPr>
+        <w:pPrChange w:id="21" w:author="יעל מקובצקי" w:date="2026-05-26T11:49:00Z">
+          <w:pPr>
+            <w:pStyle w:val="ListParagraph"/>
+            <w:ind w:left="360"/>
+          </w:pPr>
+        </w:pPrChange>
+      </w:pPr>
+      <w:ins w:id="22" w:author="יעל מקובצקי" w:date="2026-05-26T11:46:00Z">
+        <w:r>
+          <w:rPr>
+            <w:rFonts w:hint="cs"/>
+            <w:rtl/>
+          </w:rPr>
+          <w:t xml:space="preserve">תורים ורשימות כלליות הוגדרו לפני תחילת הפיתוח: </w:t>
+        </w:r>
+        <w:proofErr w:type="spellStart"/>
+        <w:r>
+          <w:t>activeInquiriesQueue</w:t>
+        </w:r>
+        <w:proofErr w:type="spellEnd"/>
+        <w:r>
+          <w:t xml:space="preserve">, </w:t>
+        </w:r>
+        <w:proofErr w:type="spellStart"/>
+        <w:r>
+          <w:t>representativesQueue</w:t>
+        </w:r>
+        <w:proofErr w:type="spellEnd"/>
+        <w:r>
+          <w:rPr>
+            <w:rFonts w:hint="cs"/>
+            <w:rtl/>
+          </w:rPr>
+          <w:t xml:space="preserve"> ועוד, על אף שעוד לא </w:t>
+        </w:r>
+        <w:proofErr w:type="spellStart"/>
+        <w:r>
+          <w:rPr>
+            <w:rFonts w:hint="cs"/>
+            <w:rtl/>
+          </w:rPr>
+          <w:t>היתה</w:t>
+        </w:r>
+        <w:proofErr w:type="spellEnd"/>
+        <w:r>
+          <w:rPr>
+            <w:rFonts w:hint="cs"/>
+            <w:rtl/>
+          </w:rPr>
+          <w:t xml:space="preserve"> להם משמעות.</w:t>
+        </w:r>
+      </w:ins>
+    </w:p>
+    <w:p>
+      <w:pPr>
+        <w:pStyle w:val="ListParagraph"/>
+        <w:numPr>
+          <w:ilvl w:val="0"/>
+          <w:numId w:val="20"/>
+        </w:numPr>
+        <w:rPr>
+          <w:ins w:id="23" w:author="יעל מקובצקי" w:date="2026-05-26T11:47:00Z"/>
+          <w:rtl/>
+        </w:rPr>
+        <w:pPrChange w:id="24" w:author="יעל מקובצקי" w:date="2026-05-26T11:50:00Z">
+          <w:pPr>
+            <w:pStyle w:val="ListParagraph"/>
+            <w:ind w:left="360"/>
+          </w:pPr>
+        </w:pPrChange>
+      </w:pPr>
+      <w:ins w:id="25" w:author="יעל מקובצקי" w:date="2026-05-26T11:46:00Z">
+        <w:r>
+          <w:t>Enums</w:t>
+        </w:r>
+        <w:r>
+          <w:rPr>
+            <w:rFonts w:hint="cs"/>
+            <w:rtl/>
+          </w:rPr>
+          <w:t xml:space="preserve"> </w:t>
+        </w:r>
+      </w:ins>
+      <w:ins w:id="26" w:author="יעל מקובצקי" w:date="2026-05-26T11:47:00Z">
+        <w:r>
+          <w:rPr>
+            <w:rFonts w:hint="cs"/>
+            <w:rtl/>
+          </w:rPr>
+          <w:t xml:space="preserve">הוגדרו מראש עם כל הפרטים שלהם על אף שעוד לא נעשה </w:t>
+        </w:r>
+      </w:ins>
+      <w:ins w:id="27" w:author="יעל מקובצקי" w:date="2026-05-26T11:48:00Z">
+        <w:r>
+          <w:rPr>
+            <w:rFonts w:hint="cs"/>
+            <w:rtl/>
+          </w:rPr>
+          <w:t>בהם שימוש.</w:t>
+        </w:r>
+      </w:ins>
+    </w:p>
+    <w:p>
+      <w:pPr>
+        <w:pStyle w:val="ListParagraph"/>
+        <w:numPr>
+          <w:ilvl w:val="0"/>
+          <w:numId w:val="20"/>
+        </w:numPr>
+        <w:rPr>
+          <w:ins w:id="28" w:author="יעל מקובצקי" w:date="2026-05-26T11:48:00Z"/>
+          <w:rtl/>
+        </w:rPr>
+        <w:pPrChange w:id="29" w:author="יעל מקובצקי" w:date="2026-05-26T11:50:00Z">
+          <w:pPr>
+            <w:pStyle w:val="ListParagraph"/>
+            <w:ind w:left="360"/>
+          </w:pPr>
+        </w:pPrChange>
+      </w:pPr>
+      <w:ins w:id="30" w:author="יעל מקובצקי" w:date="2026-05-26T11:47:00Z">
+        <w:r>
+          <w:rPr>
+            <w:rFonts w:hint="cs"/>
+            <w:rtl/>
+          </w:rPr>
+          <w:t>מחלקות הוגדרו לפני תחילת הפיתוח כמחלקות ריקות בלי מימוש של כלום רק כדי שיהיו מוכר</w:t>
+        </w:r>
+        <w:r>
+          <w:rPr>
+            <w:rFonts w:hint="cs"/>
+            <w:rtl/>
+          </w:rPr>
+          <w:t>ות מכל מקום בקוד.</w:t>
+        </w:r>
+      </w:ins>
+    </w:p>
+    <w:p>
+      <w:pPr>
+        <w:pStyle w:val="ListParagraph"/>
+        <w:numPr>
+          <w:ilvl w:val="0"/>
+          <w:numId w:val="20"/>
+        </w:numPr>
+        <w:rPr>
+          <w:ins w:id="31" w:author="יעל מקובצקי" w:date="2026-05-26T11:50:00Z"/>
+        </w:rPr>
+      </w:pPr>
+      <w:ins w:id="32" w:author="יעל מקובצקי" w:date="2026-05-26T11:48:00Z">
+        <w:r>
+          <w:rPr>
+            <w:rFonts w:hint="cs"/>
+            <w:rtl/>
+          </w:rPr>
+          <w:t>תפריטים הוגדרו במלואם בלי מימוש:</w:t>
+        </w:r>
+      </w:ins>
+    </w:p>
+    <w:p>
+      <w:pPr>
+        <w:pStyle w:val="ListParagraph"/>
+        <w:rPr>
+          <w:ins w:id="33" w:author="יעל מקובצקי" w:date="2026-05-26T11:50:00Z"/>
+          <w:rtl/>
+        </w:rPr>
+      </w:pPr>
+      <w:proofErr w:type="gramStart"/>
+      <w:ins w:id="34" w:author="יעל מקובצקי" w:date="2026-05-26T11:48:00Z">
+        <w:r>
+          <w:t>Switch(</w:t>
+        </w:r>
+        <w:proofErr w:type="spellStart"/>
+        <w:proofErr w:type="gramEnd"/>
+        <w:r>
+          <w:t>clientRequest.Action</w:t>
+        </w:r>
+        <w:proofErr w:type="spellEnd"/>
+        <w:r>
+          <w:t>){</w:t>
+        </w:r>
+      </w:ins>
+    </w:p>
+    <w:p>
+      <w:pPr>
+        <w:pStyle w:val="ListParagraph"/>
+        <w:rPr>
+          <w:ins w:id="35" w:author="יעל מקובצקי" w:date="2026-05-26T11:50:00Z"/>
+          <w:rtl/>
+        </w:rPr>
+      </w:pPr>
+      <w:ins w:id="36" w:author="יעל מקובצקי" w:date="2026-05-26T11:48:00Z">
+        <w:r>
+          <w:t xml:space="preserve">Case GET_ALL_INQUIRIES: </w:t>
+        </w:r>
+        <w:r>
+          <w:t>brea</w:t>
+        </w:r>
+      </w:ins>
+      <w:ins w:id="37" w:author="יעל מקובצקי" w:date="2026-05-26T11:49:00Z">
+        <w:r>
+          <w:t xml:space="preserve">k; //replace with </w:t>
+        </w:r>
+        <w:proofErr w:type="spellStart"/>
+        <w:proofErr w:type="gramStart"/>
+        <w:r>
+          <w:t>getAllInquiriesFromServer</w:t>
+        </w:r>
+        <w:proofErr w:type="spellEnd"/>
+        <w:r>
+          <w:t>(</w:t>
+        </w:r>
+        <w:proofErr w:type="gramEnd"/>
+        <w:r>
+          <w:t>) function</w:t>
+        </w:r>
+      </w:ins>
+    </w:p>
+    <w:p>
+      <w:pPr>
+        <w:pStyle w:val="ListParagraph"/>
+        <w:rPr>
+          <w:ins w:id="38" w:author="יעל מקובצקי" w:date="2026-05-26T11:50:00Z"/>
+          <w:rtl/>
+        </w:rPr>
+      </w:pPr>
+      <w:ins w:id="39" w:author="יעל מקובצקי" w:date="2026-05-26T11:49:00Z">
+        <w:r>
+          <w:t xml:space="preserve">Case GET_INQUIRIES_ON_MONTH: break; //replace with </w:t>
+        </w:r>
+        <w:proofErr w:type="spellStart"/>
+        <w:proofErr w:type="gramStart"/>
+        <w:r>
+          <w:t>getInquiriesOnMonth</w:t>
+        </w:r>
+        <w:proofErr w:type="spellEnd"/>
+        <w:r>
+          <w:t>(</w:t>
+        </w:r>
+        <w:proofErr w:type="gramEnd"/>
+        <w:r>
+          <w:t>int month) function</w:t>
+        </w:r>
+      </w:ins>
+    </w:p>
+    <w:p>
+      <w:pPr>
+        <w:pStyle w:val="ListParagraph"/>
+        <w:rPr>
+          <w:ins w:id="40" w:author="יעל מקובצקי" w:date="2026-05-26T11:49:00Z"/>
+        </w:rPr>
+        <w:pPrChange w:id="41" w:author="יעל מקובצקי" w:date="2026-05-26T11:50:00Z">
+          <w:pPr>
+            <w:pStyle w:val="ListParagraph"/>
+            <w:ind w:left="360"/>
+          </w:pPr>
+        </w:pPrChange>
+      </w:pPr>
+      <w:ins w:id="42" w:author="יעל מקובצקי" w:date="2026-05-26T11:49:00Z">
+        <w:r>
+          <w:t>}</w:t>
+        </w:r>
+      </w:ins>
+    </w:p>
+    <w:p>
+      <w:pPr>
+        <w:pStyle w:val="ListParagraph"/>
+        <w:ind w:left="360"/>
+        <w:rPr>
+          <w:ins w:id="43" w:author="יעל מקובצקי" w:date="2026-05-26T11:47:00Z"/>
+          <w:rFonts w:hint="cs"/>
+          <w:rtl/>
+        </w:rPr>
+      </w:pPr>
+      <w:ins w:id="44" w:author="יעל מקובצקי" w:date="2026-05-26T11:49:00Z">
+        <w:r>
+          <w:rPr>
+            <w:rFonts w:hint="cs"/>
+            <w:rtl/>
+          </w:rPr>
+          <w:t>וכדומה</w:t>
+        </w:r>
+      </w:ins>
+    </w:p>
+    <w:p>
+      <w:pPr>
+        <w:pStyle w:val="ListParagraph"/>
+        <w:ind w:left="360"/>
+        <w:rPr>
+          <w:ins w:id="45" w:author="יעל מקובצקי" w:date="2026-05-26T11:51:00Z"/>
+          <w:rtl/>
+        </w:rPr>
+      </w:pPr>
+    </w:p>
+    <w:p>
+      <w:pPr>
+        <w:pStyle w:val="ListParagraph"/>
+        <w:ind w:left="360"/>
+        <w:rPr>
+          <w:ins w:id="46" w:author="יעל מקובצקי" w:date="2026-05-26T11:52:00Z"/>
+          <w:rtl/>
+        </w:rPr>
+      </w:pPr>
+      <w:ins w:id="47" w:author="יעל מקובצקי" w:date="2026-05-26T11:51:00Z">
+        <w:r>
+          <w:rPr>
+            <w:rFonts w:hint="cs"/>
+            <w:rtl/>
+          </w:rPr>
+          <w:lastRenderedPageBreak/>
+          <w:t xml:space="preserve">את ההשלכות ראינו בלי ספק במהלך הפיתוח- למרות שעבדנו לגמרי בנפרד עם חלוקה ברורה מאד של משימות, לא נתקלנו כמעט בקונפליקטים (!) וגם אלו שנתקלנו בהם היו קלים מאד לפתרון, </w:t>
+        </w:r>
+      </w:ins>
+      <w:ins w:id="48" w:author="יעל מקובצקי" w:date="2026-05-26T11:52:00Z">
+        <w:r>
+          <w:rPr>
+            <w:rFonts w:hint="cs"/>
+            <w:rtl/>
+          </w:rPr>
+          <w:t xml:space="preserve">ובד"כ אפילו קונפליקטים קטנים מאד כמו ירידת שורה באחד </w:t>
+        </w:r>
+        <w:proofErr w:type="spellStart"/>
+        <w:r>
+          <w:rPr>
+            <w:rFonts w:hint="cs"/>
+            <w:rtl/>
+          </w:rPr>
+          <w:t>הבראנצ'ים</w:t>
+        </w:r>
+        <w:proofErr w:type="spellEnd"/>
+        <w:r>
+          <w:rPr>
+            <w:rFonts w:hint="cs"/>
+            <w:rtl/>
+          </w:rPr>
+          <w:t xml:space="preserve"> כשבשני אין ירידת שורה.</w:t>
+        </w:r>
+      </w:ins>
+    </w:p>
+    <w:p>
+      <w:pPr>
+        <w:pStyle w:val="ListParagraph"/>
+        <w:ind w:left="360"/>
+        <w:rPr>
+          <w:rFonts w:hint="cs"/>
           <w:rtl/>
         </w:rPr>
       </w:pPr>
@@ -1013,15 +1681,34 @@
           <w:ilvl w:val="0"/>
           <w:numId w:val="9"/>
         </w:numPr>
-      </w:pPr>
-      <w:r>
-        <w:rPr>
-          <w:rFonts w:hint="cs"/>
-          <w:rtl/>
+        <w:rPr>
+          <w:highlight w:val="yellow"/>
+          <w:rPrChange w:id="49" w:author="יעל מקובצקי" w:date="2026-05-26T11:33:00Z">
+            <w:rPr/>
+          </w:rPrChange>
+        </w:rPr>
+      </w:pPr>
+      <w:r>
+        <w:rPr>
+          <w:rFonts w:hint="cs"/>
+          <w:highlight w:val="yellow"/>
+          <w:rtl/>
+          <w:rPrChange w:id="50" w:author="יעל מקובצקי" w:date="2026-05-26T11:33:00Z">
+            <w:rPr>
+              <w:rFonts w:hint="cs"/>
+              <w:rtl/>
+            </w:rPr>
+          </w:rPrChange>
         </w:rPr>
         <w:t xml:space="preserve">כתיבת </w:t>
       </w:r>
       <w:r>
+        <w:rPr>
+          <w:highlight w:val="yellow"/>
+          <w:rPrChange w:id="51" w:author="יעל מקובצקי" w:date="2026-05-26T11:33:00Z">
+            <w:rPr/>
+          </w:rPrChange>
+        </w:rPr>
         <w:t>HL Design / Design</w:t>
       </w:r>
     </w:p>
@@ -1442,7 +2129,6 @@
           <w:bCs/>
           <w:rtl/>
         </w:rPr>
-        <w:lastRenderedPageBreak/>
         <w:t>בהוספת סוכן</w:t>
       </w:r>
       <w:r>
@@ -2249,8 +2935,13 @@
         <w:br/>
       </w:r>
       <w:r>
-        <w:t>M_[</w:t>
-      </w:r>
+        <w:t>M</w:t>
+      </w:r>
+      <w:proofErr w:type="gramStart"/>
+      <w:r>
+        <w:t>_[</w:t>
+      </w:r>
+      <w:proofErr w:type="gramEnd"/>
       <w:r>
         <w:rPr>
           <w:rtl/>
@@ -2430,12 +3121,21 @@
           <w:numId w:val="11"/>
         </w:numPr>
       </w:pPr>
-      <w:r>
-        <w:rPr>
-          <w:rFonts w:hint="cs"/>
-          <w:rtl/>
-        </w:rPr>
-        <w:t>אוביקט חדש השומר עבור פניה את כל ההערות שלה.</w:t>
+      <w:proofErr w:type="spellStart"/>
+      <w:r>
+        <w:rPr>
+          <w:rFonts w:hint="cs"/>
+          <w:rtl/>
+        </w:rPr>
+        <w:t>אוביקט</w:t>
+      </w:r>
+      <w:proofErr w:type="spellEnd"/>
+      <w:r>
+        <w:rPr>
+          <w:rFonts w:hint="cs"/>
+          <w:rtl/>
+        </w:rPr>
+        <w:t xml:space="preserve"> חדש השומר עבור פניה את כל ההערות שלה.</w:t>
       </w:r>
     </w:p>
     <w:p>
@@ -2653,6 +3353,7 @@
         <w:spacing w:line="256" w:lineRule="auto"/>
         <w:ind w:left="1080"/>
         <w:rPr>
+          <w:ins w:id="52" w:author="יעל מקובצקי" w:date="2026-05-26T11:20:00Z"/>
           <w:rtl/>
         </w:rPr>
       </w:pPr>
@@ -2669,6 +3370,589 @@
         </w:rPr>
         <w:t>ויש צורך לאפשר אחזרת משך זמן הטיפול בפניה.</w:t>
       </w:r>
+    </w:p>
+    <w:p>
+      <w:pPr>
+        <w:pStyle w:val="ListParagraph"/>
+        <w:numPr>
+          <w:ilvl w:val="0"/>
+          <w:numId w:val="19"/>
+        </w:numPr>
+        <w:spacing w:line="256" w:lineRule="auto"/>
+        <w:rPr>
+          <w:ins w:id="53" w:author="יעל מקובצקי" w:date="2026-05-26T11:32:00Z"/>
+        </w:rPr>
+      </w:pPr>
+      <w:ins w:id="54" w:author="יעל מקובצקי" w:date="2026-05-26T11:21:00Z">
+        <w:r>
+          <w:rPr>
+            <w:rFonts w:hint="cs"/>
+            <w:rtl/>
+          </w:rPr>
+          <w:t xml:space="preserve">במחלקת פניה אוסיף שדה </w:t>
+        </w:r>
+        <w:proofErr w:type="spellStart"/>
+        <w:r>
+          <w:t>handlingDuration</w:t>
+        </w:r>
+        <w:proofErr w:type="spellEnd"/>
+        <w:r>
+          <w:rPr>
+            <w:rFonts w:hint="cs"/>
+            <w:rtl/>
+          </w:rPr>
+          <w:t xml:space="preserve"> שיאותחל ב0 עבור כל פניה חדשה.</w:t>
+        </w:r>
+      </w:ins>
+    </w:p>
+    <w:p>
+      <w:pPr>
+        <w:pStyle w:val="ListParagraph"/>
+        <w:spacing w:line="256" w:lineRule="auto"/>
+        <w:ind w:left="1440"/>
+        <w:rPr>
+          <w:ins w:id="55" w:author="יעל מקובצקי" w:date="2026-05-26T11:21:00Z"/>
+          <w:rFonts w:hint="cs"/>
+          <w:rtl/>
+        </w:rPr>
+        <w:pPrChange w:id="56" w:author="יעל מקובצקי" w:date="2026-05-26T11:32:00Z">
+          <w:pPr>
+            <w:spacing w:line="256" w:lineRule="auto"/>
+            <w:ind w:left="1080"/>
+          </w:pPr>
+        </w:pPrChange>
+      </w:pPr>
+      <w:ins w:id="57" w:author="יעל מקובצקי" w:date="2026-05-26T11:31:00Z">
+        <w:r>
+          <w:rPr>
+            <w:rFonts w:hint="cs"/>
+            <w:rtl/>
+          </w:rPr>
+          <w:t>(כמובן שאעדכן את ה</w:t>
+        </w:r>
+        <w:proofErr w:type="spellStart"/>
+        <w:r>
+          <w:t>toString</w:t>
+        </w:r>
+        <w:proofErr w:type="spellEnd"/>
+        <w:r>
+          <w:t xml:space="preserve">, getters, setters, </w:t>
+        </w:r>
+        <w:proofErr w:type="spellStart"/>
+        <w:r>
+          <w:t>parseD</w:t>
+        </w:r>
+      </w:ins>
+      <w:ins w:id="58" w:author="יעל מקובצקי" w:date="2026-05-26T11:32:00Z">
+        <w:r>
+          <w:t>ata</w:t>
+        </w:r>
+        <w:proofErr w:type="spellEnd"/>
+        <w:r>
+          <w:rPr>
+            <w:rFonts w:hint="cs"/>
+            <w:rtl/>
+          </w:rPr>
+          <w:t xml:space="preserve"> וכו' בהתאם)</w:t>
+        </w:r>
+      </w:ins>
+    </w:p>
+    <w:p>
+      <w:pPr>
+        <w:pStyle w:val="ListParagraph"/>
+        <w:numPr>
+          <w:ilvl w:val="0"/>
+          <w:numId w:val="19"/>
+        </w:numPr>
+        <w:spacing w:line="256" w:lineRule="auto"/>
+        <w:rPr>
+          <w:ins w:id="59" w:author="יעל מקובצקי" w:date="2026-05-26T11:23:00Z"/>
+          <w:rtl/>
+        </w:rPr>
+        <w:pPrChange w:id="60" w:author="יעל מקובצקי" w:date="2026-05-26T11:32:00Z">
+          <w:pPr>
+            <w:spacing w:line="256" w:lineRule="auto"/>
+            <w:ind w:left="1080"/>
+          </w:pPr>
+        </w:pPrChange>
+      </w:pPr>
+      <w:ins w:id="61" w:author="יעל מקובצקי" w:date="2026-05-26T11:20:00Z">
+        <w:r>
+          <w:rPr>
+            <w:rFonts w:hint="cs"/>
+            <w:rtl/>
+          </w:rPr>
+          <w:t xml:space="preserve">בפונקציה של טיפול בפניה אוסיף </w:t>
+        </w:r>
+      </w:ins>
+      <w:ins w:id="62" w:author="יעל מקובצקי" w:date="2026-05-26T11:21:00Z">
+        <w:r>
+          <w:rPr>
+            <w:rFonts w:hint="cs"/>
+            <w:rtl/>
+          </w:rPr>
+          <w:t xml:space="preserve">שני משתנים: </w:t>
+        </w:r>
+        <w:proofErr w:type="spellStart"/>
+        <w:r>
+          <w:t>handlingBeginningTime</w:t>
+        </w:r>
+        <w:proofErr w:type="spellEnd"/>
+        <w:r>
+          <w:rPr>
+            <w:rFonts w:hint="cs"/>
+            <w:rtl/>
+          </w:rPr>
+          <w:t xml:space="preserve"> </w:t>
+        </w:r>
+      </w:ins>
+      <w:ins w:id="63" w:author="יעל מקובצקי" w:date="2026-05-26T11:22:00Z">
+        <w:r>
+          <w:rPr>
+            <w:rFonts w:hint="cs"/>
+            <w:rtl/>
+          </w:rPr>
+          <w:t xml:space="preserve">שיקבל את ערך השעה הנוכחית עם תחילת הטיפול בפניה (תחילת הפונקציה) </w:t>
+        </w:r>
+      </w:ins>
+      <w:ins w:id="64" w:author="יעל מקובצקי" w:date="2026-05-26T11:21:00Z">
+        <w:r>
+          <w:rPr>
+            <w:rFonts w:hint="cs"/>
+            <w:rtl/>
+          </w:rPr>
+          <w:t>ו-</w:t>
+        </w:r>
+        <w:proofErr w:type="spellStart"/>
+        <w:r>
+          <w:t>handlingEndingTime</w:t>
+        </w:r>
+      </w:ins>
+      <w:proofErr w:type="spellEnd"/>
+      <w:ins w:id="65" w:author="יעל מקובצקי" w:date="2026-05-26T11:22:00Z">
+        <w:r>
+          <w:rPr>
+            <w:rFonts w:hint="cs"/>
+            <w:rtl/>
+          </w:rPr>
+          <w:t xml:space="preserve"> שיקבל את ערך השעה הנוכחית בסיום הפונקציה. שורה לפני היציאה מבלוק הפונקציה אני אבצע השמה של </w:t>
+        </w:r>
+      </w:ins>
+      <w:proofErr w:type="spellStart"/>
+      <w:ins w:id="66" w:author="יעל מקובצקי" w:date="2026-05-26T11:23:00Z">
+        <w:r>
+          <w:t>handlingEndingTime-handlingBeginningTime</w:t>
+        </w:r>
+        <w:proofErr w:type="spellEnd"/>
+        <w:r>
+          <w:rPr>
+            <w:rFonts w:hint="cs"/>
+            <w:rtl/>
+          </w:rPr>
+          <w:t xml:space="preserve"> לתוך </w:t>
+        </w:r>
+        <w:proofErr w:type="spellStart"/>
+        <w:r>
+          <w:t>handlingDuration</w:t>
+        </w:r>
+        <w:proofErr w:type="spellEnd"/>
+        <w:r>
+          <w:rPr>
+            <w:rFonts w:hint="cs"/>
+            <w:rtl/>
+          </w:rPr>
+          <w:t xml:space="preserve"> של הפניה הנוכחית (שבטיפול).</w:t>
+        </w:r>
+      </w:ins>
+    </w:p>
+    <w:p>
+      <w:pPr>
+        <w:pStyle w:val="ListParagraph"/>
+        <w:numPr>
+          <w:ilvl w:val="0"/>
+          <w:numId w:val="19"/>
+        </w:numPr>
+        <w:spacing w:line="256" w:lineRule="auto"/>
+        <w:rPr>
+          <w:ins w:id="67" w:author="יעל מקובצקי" w:date="2026-05-26T11:24:00Z"/>
+          <w:rtl/>
+        </w:rPr>
+        <w:pPrChange w:id="68" w:author="יעל מקובצקי" w:date="2026-05-26T11:33:00Z">
+          <w:pPr>
+            <w:spacing w:line="256" w:lineRule="auto"/>
+            <w:ind w:left="1080"/>
+          </w:pPr>
+        </w:pPrChange>
+      </w:pPr>
+      <w:ins w:id="69" w:author="יעל מקובצקי" w:date="2026-05-26T11:23:00Z">
+        <w:r>
+          <w:rPr>
+            <w:rFonts w:hint="cs"/>
+            <w:rtl/>
+          </w:rPr>
+          <w:t>ב</w:t>
+        </w:r>
+        <w:proofErr w:type="spellStart"/>
+        <w:r>
+          <w:t>enum</w:t>
+        </w:r>
+        <w:proofErr w:type="spellEnd"/>
+        <w:r>
+          <w:rPr>
+            <w:rFonts w:hint="cs"/>
+            <w:rtl/>
+          </w:rPr>
+          <w:t xml:space="preserve"> של </w:t>
+        </w:r>
+        <w:proofErr w:type="spellStart"/>
+        <w:r>
+          <w:t>In</w:t>
+        </w:r>
+      </w:ins>
+      <w:ins w:id="70" w:author="יעל מקובצקי" w:date="2026-05-26T11:24:00Z">
+        <w:r>
+          <w:t>quiryManagerAction</w:t>
+        </w:r>
+        <w:proofErr w:type="spellEnd"/>
+        <w:r>
+          <w:rPr>
+            <w:rFonts w:hint="cs"/>
+            <w:rtl/>
+          </w:rPr>
+          <w:t xml:space="preserve"> אוסיף פריט של </w:t>
+        </w:r>
+        <w:proofErr w:type="spellStart"/>
+        <w:r>
+          <w:t>getInquiryHandlingDuration</w:t>
+        </w:r>
+        <w:proofErr w:type="spellEnd"/>
+      </w:ins>
+    </w:p>
+    <w:p>
+      <w:pPr>
+        <w:pStyle w:val="ListParagraph"/>
+        <w:numPr>
+          <w:ilvl w:val="0"/>
+          <w:numId w:val="19"/>
+        </w:numPr>
+        <w:spacing w:line="256" w:lineRule="auto"/>
+        <w:rPr>
+          <w:ins w:id="71" w:author="יעל מקובצקי" w:date="2026-05-26T11:24:00Z"/>
+          <w:rtl/>
+        </w:rPr>
+        <w:pPrChange w:id="72" w:author="יעל מקובצקי" w:date="2026-05-26T11:33:00Z">
+          <w:pPr>
+            <w:spacing w:line="256" w:lineRule="auto"/>
+            <w:ind w:left="1080"/>
+          </w:pPr>
+        </w:pPrChange>
+      </w:pPr>
+      <w:ins w:id="73" w:author="יעל מקובצקי" w:date="2026-05-26T11:24:00Z">
+        <w:r>
+          <w:rPr>
+            <w:rFonts w:hint="cs"/>
+            <w:rtl/>
+          </w:rPr>
+          <w:t xml:space="preserve">בתפריט בצד הלקוח אוסיף אפשרות של </w:t>
+        </w:r>
+        <w:proofErr w:type="spellStart"/>
+        <w:r>
+          <w:t>getInquiryHandlingDuration</w:t>
+        </w:r>
+        <w:proofErr w:type="spellEnd"/>
+        <w:r>
+          <w:rPr>
+            <w:rFonts w:hint="cs"/>
+            <w:rtl/>
+          </w:rPr>
+          <w:t xml:space="preserve"> שתבצע קלט של קוד פניה ותעביר לשרת</w:t>
+        </w:r>
+      </w:ins>
+    </w:p>
+    <w:p>
+      <w:pPr>
+        <w:pStyle w:val="ListParagraph"/>
+        <w:numPr>
+          <w:ilvl w:val="0"/>
+          <w:numId w:val="19"/>
+        </w:numPr>
+        <w:spacing w:line="256" w:lineRule="auto"/>
+        <w:rPr>
+          <w:ins w:id="74" w:author="יעל מקובצקי" w:date="2026-05-26T11:33:00Z"/>
+        </w:rPr>
+      </w:pPr>
+      <w:ins w:id="75" w:author="יעל מקובצקי" w:date="2026-05-26T11:25:00Z">
+        <w:r>
+          <w:rPr>
+            <w:rFonts w:hint="cs"/>
+            <w:rtl/>
+          </w:rPr>
+          <w:t xml:space="preserve">בשרת </w:t>
+        </w:r>
+      </w:ins>
+      <w:ins w:id="76" w:author="יעל מקובצקי" w:date="2026-05-26T11:26:00Z">
+        <w:r>
+          <w:rPr>
+            <w:rFonts w:hint="cs"/>
+            <w:rtl/>
+          </w:rPr>
+          <w:t>ב</w:t>
+        </w:r>
+        <w:r>
+          <w:t>switch</w:t>
+        </w:r>
+        <w:r>
+          <w:rPr>
+            <w:rFonts w:hint="cs"/>
+            <w:rtl/>
+          </w:rPr>
+          <w:t xml:space="preserve"> של בדיקת בקשת המשתמש אוסיף הפניה לפונקציה </w:t>
+        </w:r>
+        <w:proofErr w:type="spellStart"/>
+        <w:r>
+          <w:t>getInquiryHandlingDuration</w:t>
+        </w:r>
+        <w:proofErr w:type="spellEnd"/>
+        <w:r>
+          <w:t xml:space="preserve">(int </w:t>
+        </w:r>
+        <w:proofErr w:type="spellStart"/>
+        <w:r>
+          <w:t>inquiryCode</w:t>
+        </w:r>
+        <w:proofErr w:type="spellEnd"/>
+        <w:r>
+          <w:t>)</w:t>
+        </w:r>
+        <w:r>
+          <w:rPr>
+            <w:rFonts w:hint="cs"/>
+            <w:rtl/>
+          </w:rPr>
+          <w:t xml:space="preserve"> ש</w:t>
+        </w:r>
+      </w:ins>
+      <w:ins w:id="77" w:author="יעל מקובצקי" w:date="2026-05-26T11:27:00Z">
+        <w:r>
+          <w:rPr>
+            <w:rFonts w:hint="cs"/>
+            <w:rtl/>
+          </w:rPr>
+          <w:t>:</w:t>
+        </w:r>
+      </w:ins>
+    </w:p>
+    <w:p>
+      <w:pPr>
+        <w:pStyle w:val="ListParagraph"/>
+        <w:spacing w:line="256" w:lineRule="auto"/>
+        <w:ind w:left="1440"/>
+        <w:rPr>
+          <w:ins w:id="78" w:author="יעל מקובצקי" w:date="2026-05-26T11:33:00Z"/>
+          <w:rtl/>
+        </w:rPr>
+      </w:pPr>
+      <w:ins w:id="79" w:author="יעל מקובצקי" w:date="2026-05-26T11:27:00Z">
+        <w:r>
+          <w:rPr>
+            <w:rFonts w:hint="cs"/>
+            <w:rtl/>
+          </w:rPr>
+          <w:t xml:space="preserve">תחפש בתור הפניות פניה שהקוד שלה הוא </w:t>
+        </w:r>
+        <w:proofErr w:type="spellStart"/>
+        <w:r>
+          <w:t>inquiryCode</w:t>
+        </w:r>
+        <w:proofErr w:type="spellEnd"/>
+        <w:r>
+          <w:rPr>
+            <w:rFonts w:hint="cs"/>
+            <w:rtl/>
+          </w:rPr>
+          <w:t>. אם נמצאה- הפונקציה תחזיר 0</w:t>
+        </w:r>
+      </w:ins>
+      <w:ins w:id="80" w:author="יעל מקובצקי" w:date="2026-05-26T11:28:00Z">
+        <w:r>
+          <w:rPr>
+            <w:rFonts w:hint="cs"/>
+            <w:rtl/>
+          </w:rPr>
+          <w:t xml:space="preserve"> ללקוח </w:t>
+        </w:r>
+      </w:ins>
+      <w:ins w:id="81" w:author="יעל מקובצקי" w:date="2026-05-26T11:27:00Z">
+        <w:r>
+          <w:rPr>
+            <w:rFonts w:hint="cs"/>
+            <w:rtl/>
+          </w:rPr>
+          <w:t>כי הפניה עוד לא טופלה</w:t>
+        </w:r>
+      </w:ins>
+      <w:ins w:id="82" w:author="יעל מקובצקי" w:date="2026-05-26T11:29:00Z">
+        <w:r>
+          <w:rPr>
+            <w:rFonts w:hint="cs"/>
+            <w:rtl/>
+          </w:rPr>
+          <w:t>,</w:t>
+        </w:r>
+        <w:r>
+          <w:rPr>
+            <w:rFonts w:hint="cs"/>
+            <w:rtl/>
+          </w:rPr>
+          <w:t xml:space="preserve"> </w:t>
+        </w:r>
+        <w:r>
+          <w:rPr>
+            <w:rFonts w:hint="cs"/>
+            <w:rtl/>
+          </w:rPr>
+          <w:t xml:space="preserve">עם סטטוס </w:t>
+        </w:r>
+        <w:r>
+          <w:t>SUCCESS</w:t>
+        </w:r>
+        <w:r>
+          <w:rPr>
+            <w:rFonts w:hint="cs"/>
+            <w:rtl/>
+          </w:rPr>
+          <w:t>.</w:t>
+        </w:r>
+      </w:ins>
+    </w:p>
+    <w:p>
+      <w:pPr>
+        <w:pStyle w:val="ListParagraph"/>
+        <w:spacing w:line="256" w:lineRule="auto"/>
+        <w:ind w:left="1440"/>
+        <w:rPr>
+          <w:ins w:id="83" w:author="יעל מקובצקי" w:date="2026-05-26T11:33:00Z"/>
+          <w:rtl/>
+        </w:rPr>
+      </w:pPr>
+      <w:ins w:id="84" w:author="יעל מקובצקי" w:date="2026-05-26T11:27:00Z">
+        <w:r>
+          <w:rPr>
+            <w:rFonts w:hint="cs"/>
+            <w:rtl/>
+          </w:rPr>
+          <w:t xml:space="preserve">אם לא נמצאה- </w:t>
+        </w:r>
+      </w:ins>
+      <w:ins w:id="85" w:author="יעל מקובצקי" w:date="2026-05-26T11:28:00Z">
+        <w:r>
+          <w:rPr>
+            <w:rFonts w:hint="cs"/>
+            <w:rtl/>
+          </w:rPr>
+          <w:t xml:space="preserve">הפונקציה תחפש פניה כזו </w:t>
+        </w:r>
+      </w:ins>
+      <w:ins w:id="86" w:author="יעל מקובצקי" w:date="2026-05-26T11:29:00Z">
+        <w:r>
+          <w:rPr>
+            <w:rFonts w:hint="cs"/>
+            <w:rtl/>
+          </w:rPr>
+          <w:t>בהיסטוריה ואם תמצא תחזיר ללקוח את ערך ה</w:t>
+        </w:r>
+        <w:proofErr w:type="spellStart"/>
+        <w:r>
+          <w:t>handlingDuration</w:t>
+        </w:r>
+        <w:proofErr w:type="spellEnd"/>
+        <w:r>
+          <w:rPr>
+            <w:rFonts w:hint="cs"/>
+            <w:rtl/>
+          </w:rPr>
+          <w:t xml:space="preserve"> שלה עם סטטוס </w:t>
+        </w:r>
+        <w:r>
+          <w:t>SUCCESS</w:t>
+        </w:r>
+        <w:r>
+          <w:rPr>
+            <w:rFonts w:hint="cs"/>
+            <w:rtl/>
+          </w:rPr>
+          <w:t>.</w:t>
+        </w:r>
+      </w:ins>
+    </w:p>
+    <w:p>
+      <w:pPr>
+        <w:pStyle w:val="ListParagraph"/>
+        <w:spacing w:line="256" w:lineRule="auto"/>
+        <w:ind w:left="1440"/>
+        <w:rPr>
+          <w:rFonts w:hint="cs"/>
+          <w:rtl/>
+        </w:rPr>
+        <w:pPrChange w:id="87" w:author="יעל מקובצקי" w:date="2026-05-26T11:33:00Z">
+          <w:pPr>
+            <w:spacing w:line="256" w:lineRule="auto"/>
+            <w:ind w:left="1080"/>
+          </w:pPr>
+        </w:pPrChange>
+      </w:pPr>
+      <w:ins w:id="88" w:author="יעל מקובצקי" w:date="2026-05-26T11:29:00Z">
+        <w:r>
+          <w:rPr>
+            <w:rFonts w:hint="cs"/>
+            <w:rtl/>
+          </w:rPr>
+          <w:t xml:space="preserve">אם גם בהיסטוריה לא נמצאה פניה הפונקציה תחפש אם הפניה </w:t>
+        </w:r>
+      </w:ins>
+      <w:ins w:id="89" w:author="יעל מקובצקי" w:date="2026-05-26T11:30:00Z">
+        <w:r>
+          <w:rPr>
+            <w:rFonts w:hint="cs"/>
+            <w:rtl/>
+          </w:rPr>
+          <w:t xml:space="preserve">קיימת בקבצים ואם כן תחזיר </w:t>
+        </w:r>
+        <w:r>
+          <w:t>FAIL</w:t>
+        </w:r>
+        <w:r>
+          <w:rPr>
+            <w:rFonts w:hint="cs"/>
+            <w:rtl/>
+          </w:rPr>
+          <w:t xml:space="preserve"> עם הודעה שהפניה באמצע טיפול ואם היא לא קיימת בקבצים תחזיר ללקוח </w:t>
+        </w:r>
+      </w:ins>
+      <w:ins w:id="90" w:author="יעל מקובצקי" w:date="2026-05-26T11:31:00Z">
+        <w:r>
+          <w:t>FAIL</w:t>
+        </w:r>
+        <w:r>
+          <w:rPr>
+            <w:rFonts w:hint="cs"/>
+            <w:rtl/>
+          </w:rPr>
+          <w:t xml:space="preserve"> עם הודעה שלא קיימת פניה עם קוד </w:t>
+        </w:r>
+        <w:proofErr w:type="spellStart"/>
+        <w:r>
+          <w:t>inquiryCode</w:t>
+        </w:r>
+        <w:proofErr w:type="spellEnd"/>
+        <w:r>
+          <w:rPr>
+            <w:rFonts w:hint="cs"/>
+            <w:rtl/>
+          </w:rPr>
+          <w:t>.</w:t>
+        </w:r>
+      </w:ins>
     </w:p>
     <w:p>
       <w:pPr>
@@ -2732,6 +4016,7 @@
           <w:u w:val="single"/>
           <w:rtl/>
         </w:rPr>
+        <w:lastRenderedPageBreak/>
         <w:t>מצאי באג בפרויקט ותקני אותו</w:t>
       </w:r>
     </w:p>
@@ -2753,7 +4038,29 @@
           <w:u w:val="single"/>
           <w:rtl/>
         </w:rPr>
-        <w:t>שם הבראנץ:</w:t>
+        <w:t xml:space="preserve">שם </w:t>
+      </w:r>
+      <w:proofErr w:type="spellStart"/>
+      <w:r>
+        <w:rPr>
+          <w:rFonts w:hint="cs"/>
+          <w:b/>
+          <w:bCs/>
+          <w:u w:val="single"/>
+          <w:rtl/>
+        </w:rPr>
+        <w:t>הבראנץ</w:t>
+      </w:r>
+      <w:proofErr w:type="spellEnd"/>
+      <w:r>
+        <w:rPr>
+          <w:rFonts w:hint="cs"/>
+          <w:b/>
+          <w:bCs/>
+          <w:u w:val="single"/>
+          <w:rtl/>
+        </w:rPr>
+        <w:t>:</w:t>
       </w:r>
     </w:p>
     <w:p>
@@ -2798,7 +4105,29 @@
           <w:u w:val="single"/>
           <w:rtl/>
         </w:rPr>
-        <w:t>שם הבראנץ:</w:t>
+        <w:t xml:space="preserve">שם </w:t>
+      </w:r>
+      <w:proofErr w:type="spellStart"/>
+      <w:r>
+        <w:rPr>
+          <w:rFonts w:hint="cs"/>
+          <w:b/>
+          <w:bCs/>
+          <w:u w:val="single"/>
+          <w:rtl/>
+        </w:rPr>
+        <w:t>הבראנץ</w:t>
+      </w:r>
+      <w:proofErr w:type="spellEnd"/>
+      <w:r>
+        <w:rPr>
+          <w:rFonts w:hint="cs"/>
+          <w:b/>
+          <w:bCs/>
+          <w:u w:val="single"/>
+          <w:rtl/>
+        </w:rPr>
+        <w:t>:</w:t>
       </w:r>
     </w:p>
     <w:p>
@@ -2843,7 +4172,29 @@
           <w:u w:val="single"/>
           <w:rtl/>
         </w:rPr>
-        <w:t>שם הבראנץ:</w:t>
+        <w:t xml:space="preserve">שם </w:t>
+      </w:r>
+      <w:proofErr w:type="spellStart"/>
+      <w:r>
+        <w:rPr>
+          <w:rFonts w:hint="cs"/>
+          <w:b/>
+          <w:bCs/>
+          <w:u w:val="single"/>
+          <w:rtl/>
+        </w:rPr>
+        <w:t>הבראנץ</w:t>
+      </w:r>
+      <w:proofErr w:type="spellEnd"/>
+      <w:r>
+        <w:rPr>
+          <w:rFonts w:hint="cs"/>
+          <w:b/>
+          <w:bCs/>
+          <w:u w:val="single"/>
+          <w:rtl/>
+        </w:rPr>
+        <w:t>:</w:t>
       </w:r>
     </w:p>
     <w:p>
@@ -2889,7 +4240,29 @@
           <w:u w:val="single"/>
           <w:rtl/>
         </w:rPr>
-        <w:t>שם הבראנץ:</w:t>
+        <w:t xml:space="preserve">שם </w:t>
+      </w:r>
+      <w:proofErr w:type="spellStart"/>
+      <w:r>
+        <w:rPr>
+          <w:rFonts w:hint="cs"/>
+          <w:b/>
+          <w:bCs/>
+          <w:u w:val="single"/>
+          <w:rtl/>
+        </w:rPr>
+        <w:t>הבראנץ</w:t>
+      </w:r>
+      <w:proofErr w:type="spellEnd"/>
+      <w:r>
+        <w:rPr>
+          <w:rFonts w:hint="cs"/>
+          <w:b/>
+          <w:bCs/>
+          <w:u w:val="single"/>
+          <w:rtl/>
+        </w:rPr>
+        <w:t>:</w:t>
       </w:r>
     </w:p>
     <w:p>
@@ -2948,8 +4321,42 @@
           <w:u w:val="single"/>
           <w:rtl/>
         </w:rPr>
-        <w:t>שם הבראנץ:</w:t>
-      </w:r>
+        <w:t xml:space="preserve">שם </w:t>
+      </w:r>
+      <w:proofErr w:type="spellStart"/>
+      <w:r>
+        <w:rPr>
+          <w:rFonts w:hint="cs"/>
+          <w:b/>
+          <w:bCs/>
+          <w:u w:val="single"/>
+          <w:rtl/>
+        </w:rPr>
+        <w:t>הבראנץ</w:t>
+      </w:r>
+      <w:proofErr w:type="spellEnd"/>
+      <w:r>
+        <w:rPr>
+          <w:rFonts w:hint="cs"/>
+          <w:b/>
+          <w:bCs/>
+          <w:u w:val="single"/>
+          <w:rtl/>
+        </w:rPr>
+        <w:t>:</w:t>
+      </w:r>
+      <w:ins w:id="91" w:author="יעל מקובצקי" w:date="2026-05-26T11:57:00Z">
+        <w:r>
+          <w:rPr>
+            <w:rFonts w:hint="cs"/>
+            <w:b/>
+            <w:bCs/>
+            <w:u w:val="single"/>
+            <w:rtl/>
+          </w:rPr>
+          <w:t xml:space="preserve"> </w:t>
+        </w:r>
+      </w:ins>
     </w:p>
     <w:p>
       <w:pPr>
@@ -3113,7 +4520,29 @@
           <w:u w:val="single"/>
           <w:rtl/>
         </w:rPr>
-        <w:t>שם הבראנץ:</w:t>
+        <w:t xml:space="preserve">שם </w:t>
+      </w:r>
+      <w:proofErr w:type="spellStart"/>
+      <w:r>
+        <w:rPr>
+          <w:rFonts w:hint="cs"/>
+          <w:b/>
+          <w:bCs/>
+          <w:u w:val="single"/>
+          <w:rtl/>
+        </w:rPr>
+        <w:t>הבראנץ</w:t>
+      </w:r>
+      <w:proofErr w:type="spellEnd"/>
+      <w:r>
+        <w:rPr>
+          <w:rFonts w:hint="cs"/>
+          <w:b/>
+          <w:bCs/>
+          <w:u w:val="single"/>
+          <w:rtl/>
+        </w:rPr>
+        <w:t>:</w:t>
       </w:r>
     </w:p>
     <w:p>
@@ -3202,7 +4631,29 @@
           <w:u w:val="single"/>
           <w:rtl/>
         </w:rPr>
-        <w:t>שם הבראנץ:</w:t>
+        <w:t xml:space="preserve">שם </w:t>
+      </w:r>
+      <w:proofErr w:type="spellStart"/>
+      <w:r>
+        <w:rPr>
+          <w:rFonts w:hint="cs"/>
+          <w:b/>
+          <w:bCs/>
+          <w:u w:val="single"/>
+          <w:rtl/>
+        </w:rPr>
+        <w:t>הבראנץ</w:t>
+      </w:r>
+      <w:proofErr w:type="spellEnd"/>
+      <w:r>
+        <w:rPr>
+          <w:rFonts w:hint="cs"/>
+          <w:b/>
+          <w:bCs/>
+          <w:u w:val="single"/>
+          <w:rtl/>
+        </w:rPr>
+        <w:t>:</w:t>
       </w:r>
     </w:p>
     <w:p>
@@ -3226,7 +4677,6 @@
           <w:u w:val="single"/>
           <w:rtl/>
         </w:rPr>
-        <w:lastRenderedPageBreak/>
         <w:t>אחזרת מספר פניות מסוג מסוים</w:t>
       </w:r>
     </w:p>
@@ -3278,7 +4728,29 @@
           <w:u w:val="single"/>
           <w:rtl/>
         </w:rPr>
-        <w:t>שם הבראנץ:</w:t>
+        <w:t xml:space="preserve">שם </w:t>
+      </w:r>
+      <w:proofErr w:type="spellStart"/>
+      <w:r>
+        <w:rPr>
+          <w:rFonts w:hint="cs"/>
+          <w:b/>
+          <w:bCs/>
+          <w:u w:val="single"/>
+          <w:rtl/>
+        </w:rPr>
+        <w:t>הבראנץ</w:t>
+      </w:r>
+      <w:proofErr w:type="spellEnd"/>
+      <w:r>
+        <w:rPr>
+          <w:rFonts w:hint="cs"/>
+          <w:b/>
+          <w:bCs/>
+          <w:u w:val="single"/>
+          <w:rtl/>
+        </w:rPr>
+        <w:t>:</w:t>
       </w:r>
     </w:p>
     <w:p>
@@ -3353,18 +4825,39 @@
           <w:b/>
           <w:bCs/>
           <w:u w:val="single"/>
-          <w:rtl/>
-        </w:rPr>
-      </w:pPr>
-      <w:r>
-        <w:rPr>
-          <w:rFonts w:hint="cs"/>
-          <w:b/>
-          <w:bCs/>
-          <w:u w:val="single"/>
-          <w:rtl/>
-        </w:rPr>
-        <w:t>שם הבראנץ:</w:t>
+        </w:rPr>
+      </w:pPr>
+      <w:r>
+        <w:rPr>
+          <w:rFonts w:hint="cs"/>
+          <w:b/>
+          <w:bCs/>
+          <w:u w:val="single"/>
+          <w:rtl/>
+        </w:rPr>
+        <w:t xml:space="preserve">שם </w:t>
+      </w:r>
+      <w:proofErr w:type="spellStart"/>
+      <w:r>
+        <w:rPr>
+          <w:rFonts w:hint="cs"/>
+          <w:b/>
+          <w:bCs/>
+          <w:u w:val="single"/>
+          <w:rtl/>
+        </w:rPr>
+        <w:t>הבראנץ</w:t>
+      </w:r>
+      <w:proofErr w:type="spellEnd"/>
+      <w:r>
+        <w:rPr>
+          <w:rFonts w:hint="cs"/>
+          <w:b/>
+          <w:bCs/>
+          <w:u w:val="single"/>
+          <w:rtl/>
+        </w:rPr>
+        <w:t>:</w:t>
       </w:r>
     </w:p>
     <w:p>
@@ -3711,6 +5204,95 @@
     </w:lvl>
   </w:abstractNum>
   <w:abstractNum w:abstractNumId="1" w15:restartNumberingAfterBreak="0">
+    <w:nsid w:val="07ED4599"/>
+    <w:multiLevelType w:val="hybridMultilevel"/>
+    <w:tmpl w:val="1D28CCD0"/>
+    <w:lvl w:ilvl="0" w:tplc="EBEC6C52">
+      <w:start w:val="1"/>
+      <w:numFmt w:val="decimal"/>
+      <w:lvlText w:val="%1."/>
+      <w:lvlJc w:val="left"/>
+      <w:pPr>
+        <w:ind w:left="1440" w:hanging="360"/>
+      </w:pPr>
+      <w:rPr>
+        <w:rFonts w:hint="default"/>
+      </w:rPr>
+    </w:lvl>
+    <w:lvl w:ilvl="1" w:tplc="04090019" w:tentative="1">
+      <w:start w:val="1"/>
+      <w:numFmt w:val="lowerLetter"/>
+      <w:lvlText w:val="%2."/>
+      <w:lvlJc w:val="left"/>
+      <w:pPr>
+        <w:ind w:left="2160" w:hanging="360"/>
+      </w:pPr>
+    </w:lvl>
+    <w:lvl w:ilvl="2" w:tplc="0409001B" w:tentative="1">
+      <w:start w:val="1"/>
+      <w:numFmt w:val="lowerRoman"/>
+      <w:lvlText w:val="%3."/>
+      <w:lvlJc w:val="right"/>
+      <w:pPr>
+        <w:ind w:left="2880" w:hanging="180"/>
+      </w:pPr>
+    </w:lvl>
+    <w:lvl w:ilvl="3" w:tplc="0409000F" w:tentative="1">
+      <w:start w:val="1"/>
+      <w:numFmt w:val="decimal"/>
+      <w:lvlText w:val="%4."/>
+      <w:lvlJc w:val="left"/>
+      <w:pPr>
+        <w:ind w:left="3600" w:hanging="360"/>
+      </w:pPr>
+    </w:lvl>
+    <w:lvl w:ilvl="4" w:tplc="04090019" w:tentative="1">
+      <w:start w:val="1"/>
+      <w:numFmt w:val="lowerLetter"/>
+      <w:lvlText w:val="%5."/>
+      <w:lvlJc w:val="left"/>
+      <w:pPr>
+        <w:ind w:left="4320" w:hanging="360"/>
+      </w:pPr>
+    </w:lvl>
+    <w:lvl w:ilvl="5" w:tplc="0409001B" w:tentative="1">
+      <w:start w:val="1"/>
+      <w:numFmt w:val="lowerRoman"/>
+      <w:lvlText w:val="%6."/>
+      <w:lvlJc w:val="right"/>
+      <w:pPr>
+        <w:ind w:left="5040" w:hanging="180"/>
+      </w:pPr>
+    </w:lvl>
+    <w:lvl w:ilvl="6" w:tplc="0409000F" w:tentative="1">
+      <w:start w:val="1"/>
+      <w:numFmt w:val="decimal"/>
+      <w:lvlText w:val="%7."/>
+      <w:lvlJc w:val="left"/>
+      <w:pPr>
+        <w:ind w:left="5760" w:hanging="360"/>
+      </w:pPr>
+    </w:lvl>
+    <w:lvl w:ilvl="7" w:tplc="04090019" w:tentative="1">
+      <w:start w:val="1"/>
+      <w:numFmt w:val="lowerLetter"/>
+      <w:lvlText w:val="%8."/>
+      <w:lvlJc w:val="left"/>
+      <w:pPr>
+        <w:ind w:left="6480" w:hanging="360"/>
+      </w:pPr>
+    </w:lvl>
+    <w:lvl w:ilvl="8" w:tplc="0409001B" w:tentative="1">
+      <w:start w:val="1"/>
+      <w:numFmt w:val="lowerRoman"/>
+      <w:lvlText w:val="%9."/>
+      <w:lvlJc w:val="right"/>
+      <w:pPr>
+        <w:ind w:left="7200" w:hanging="180"/>
+      </w:pPr>
+    </w:lvl>
+  </w:abstractNum>
+  <w:abstractNum w:abstractNumId="2" w15:restartNumberingAfterBreak="0">
     <w:nsid w:val="0C2467E4"/>
     <w:multiLevelType w:val="multilevel"/>
     <w:tmpl w:val="A24A8BCE"/>
@@ -3859,7 +5441,7 @@
       </w:rPr>
     </w:lvl>
   </w:abstractNum>
-  <w:abstractNum w:abstractNumId="2" w15:restartNumberingAfterBreak="0">
+  <w:abstractNum w:abstractNumId="3" w15:restartNumberingAfterBreak="0">
     <w:nsid w:val="16531E69"/>
     <w:multiLevelType w:val="multilevel"/>
     <w:tmpl w:val="9D10070E"/>
@@ -4008,7 +5590,7 @@
       </w:rPr>
     </w:lvl>
   </w:abstractNum>
-  <w:abstractNum w:abstractNumId="3" w15:restartNumberingAfterBreak="0">
+  <w:abstractNum w:abstractNumId="4" w15:restartNumberingAfterBreak="0">
     <w:nsid w:val="22C22B2D"/>
     <w:multiLevelType w:val="multilevel"/>
     <w:tmpl w:val="444804EE"/>
@@ -4157,7 +5739,7 @@
       </w:rPr>
     </w:lvl>
   </w:abstractNum>
-  <w:abstractNum w:abstractNumId="4" w15:restartNumberingAfterBreak="0">
+  <w:abstractNum w:abstractNumId="5" w15:restartNumberingAfterBreak="0">
     <w:nsid w:val="261657F6"/>
     <w:multiLevelType w:val="hybridMultilevel"/>
     <w:tmpl w:val="7996162E"/>
@@ -4249,7 +5831,7 @@
       </w:pPr>
     </w:lvl>
   </w:abstractNum>
-  <w:abstractNum w:abstractNumId="5" w15:restartNumberingAfterBreak="0">
+  <w:abstractNum w:abstractNumId="6" w15:restartNumberingAfterBreak="0">
     <w:nsid w:val="30520145"/>
     <w:multiLevelType w:val="multilevel"/>
     <w:tmpl w:val="D0108E16"/>
@@ -4338,7 +5920,7 @@
       </w:pPr>
     </w:lvl>
   </w:abstractNum>
-  <w:abstractNum w:abstractNumId="6" w15:restartNumberingAfterBreak="0">
+  <w:abstractNum w:abstractNumId="7" w15:restartNumberingAfterBreak="0">
     <w:nsid w:val="340D14DF"/>
     <w:multiLevelType w:val="multilevel"/>
     <w:tmpl w:val="CCA6B0DC"/>
@@ -4451,7 +6033,7 @@
       </w:pPr>
     </w:lvl>
   </w:abstractNum>
-  <w:abstractNum w:abstractNumId="7" w15:restartNumberingAfterBreak="0">
+  <w:abstractNum w:abstractNumId="8" w15:restartNumberingAfterBreak="0">
     <w:nsid w:val="34502CE7"/>
     <w:multiLevelType w:val="multilevel"/>
     <w:tmpl w:val="AF700450"/>
@@ -4600,7 +6182,7 @@
       </w:rPr>
     </w:lvl>
   </w:abstractNum>
-  <w:abstractNum w:abstractNumId="8" w15:restartNumberingAfterBreak="0">
+  <w:abstractNum w:abstractNumId="9" w15:restartNumberingAfterBreak="0">
     <w:nsid w:val="345562F1"/>
     <w:multiLevelType w:val="multilevel"/>
     <w:tmpl w:val="40148C48"/>
@@ -4713,7 +6295,7 @@
       </w:rPr>
     </w:lvl>
   </w:abstractNum>
-  <w:abstractNum w:abstractNumId="9" w15:restartNumberingAfterBreak="0">
+  <w:abstractNum w:abstractNumId="10" w15:restartNumberingAfterBreak="0">
     <w:nsid w:val="3C2065BE"/>
     <w:multiLevelType w:val="multilevel"/>
     <w:tmpl w:val="EBDACE74"/>
@@ -4862,7 +6444,120 @@
       </w:rPr>
     </w:lvl>
   </w:abstractNum>
-  <w:abstractNum w:abstractNumId="10" w15:restartNumberingAfterBreak="0">
+  <w:abstractNum w:abstractNumId="11" w15:restartNumberingAfterBreak="0">
+    <w:nsid w:val="3EBD1648"/>
+    <w:multiLevelType w:val="hybridMultilevel"/>
+    <w:tmpl w:val="C3BA6ACC"/>
+    <w:lvl w:ilvl="0" w:tplc="5CF20764">
+      <w:start w:val="5"/>
+      <w:numFmt w:val="bullet"/>
+      <w:lvlText w:val="-"/>
+      <w:lvlJc w:val="left"/>
+      <w:pPr>
+        <w:ind w:left="720" w:hanging="360"/>
+      </w:pPr>
+      <w:rPr>
+        <w:rFonts w:ascii="Arial" w:eastAsiaTheme="minorHAnsi" w:hAnsi="Arial" w:cs="Arial" w:hint="default"/>
+      </w:rPr>
+    </w:lvl>
+    <w:lvl w:ilvl="1" w:tplc="04090003" w:tentative="1">
+      <w:start w:val="1"/>
+      <w:numFmt w:val="bullet"/>
+      <w:lvlText w:val="o"/>
+      <w:lvlJc w:val="left"/>
+      <w:pPr>
+        <w:ind w:left="1440" w:hanging="360"/>
+      </w:pPr>
+      <w:rPr>
+        <w:rFonts w:ascii="Courier New" w:hAnsi="Courier New" w:cs="Courier New" w:hint="default"/>
+      </w:rPr>
+    </w:lvl>
+    <w:lvl w:ilvl="2" w:tplc="04090005" w:tentative="1">
+      <w:start w:val="1"/>
+      <w:numFmt w:val="bullet"/>
+      <w:lvlText w:val=""/>
+      <w:lvlJc w:val="left"/>
+      <w:pPr>
+        <w:ind w:left="2160" w:hanging="360"/>
+      </w:pPr>
+      <w:rPr>
+        <w:rFonts w:ascii="Wingdings" w:hAnsi="Wingdings" w:hint="default"/>
+      </w:rPr>
+    </w:lvl>
+    <w:lvl w:ilvl="3" w:tplc="04090001" w:tentative="1">
+      <w:start w:val="1"/>
+      <w:numFmt w:val="bullet"/>
+      <w:lvlText w:val=""/>
+      <w:lvlJc w:val="left"/>
+      <w:pPr>
+        <w:ind w:left="2880" w:hanging="360"/>
+      </w:pPr>
+      <w:rPr>
+        <w:rFonts w:ascii="Symbol" w:hAnsi="Symbol" w:hint="default"/>
+      </w:rPr>
+    </w:lvl>
+    <w:lvl w:ilvl="4" w:tplc="04090003" w:tentative="1">
+      <w:start w:val="1"/>
+      <w:numFmt w:val="bullet"/>
+      <w:lvlText w:val="o"/>
+      <w:lvlJc w:val="left"/>
+      <w:pPr>
+        <w:ind w:left="3600" w:hanging="360"/>
+      </w:pPr>
+      <w:rPr>
+        <w:rFonts w:ascii="Courier New" w:hAnsi="Courier New" w:cs="Courier New" w:hint="default"/>
+      </w:rPr>
+    </w:lvl>
+    <w:lvl w:ilvl="5" w:tplc="04090005" w:tentative="1">
+      <w:start w:val="1"/>
+      <w:numFmt w:val="bullet"/>
+      <w:lvlText w:val=""/>
+      <w:lvlJc w:val="left"/>
+      <w:pPr>
+        <w:ind w:left="4320" w:hanging="360"/>
+      </w:pPr>
+      <w:rPr>
+        <w:rFonts w:ascii="Wingdings" w:hAnsi="Wingdings" w:hint="default"/>
+      </w:rPr>
+    </w:lvl>
+    <w:lvl w:ilvl="6" w:tplc="04090001" w:tentative="1">
+      <w:start w:val="1"/>
+      <w:numFmt w:val="bullet"/>
+      <w:lvlText w:val=""/>
+      <w:lvlJc w:val="left"/>
+      <w:pPr>
+        <w:ind w:left="5040" w:hanging="360"/>
+      </w:pPr>
+      <w:rPr>
+        <w:rFonts w:ascii="Symbol" w:hAnsi="Symbol" w:hint="default"/>
+      </w:rPr>
+    </w:lvl>
+    <w:lvl w:ilvl="7" w:tplc="04090003" w:tentative="1">
+      <w:start w:val="1"/>
+      <w:numFmt w:val="bullet"/>
+      <w:lvlText w:val="o"/>
+      <w:lvlJc w:val="left"/>
+      <w:pPr>
+        <w:ind w:left="5760" w:hanging="360"/>
+      </w:pPr>
+      <w:rPr>
+        <w:rFonts w:ascii="Courier New" w:hAnsi="Courier New" w:cs="Courier New" w:hint="default"/>
+      </w:rPr>
+    </w:lvl>
+    <w:lvl w:ilvl="8" w:tplc="04090005" w:tentative="1">
+      <w:start w:val="1"/>
+      <w:numFmt w:val="bullet"/>
+      <w:lvlText w:val=""/>
+      <w:lvlJc w:val="left"/>
+      <w:pPr>
+        <w:ind w:left="6480" w:hanging="360"/>
+      </w:pPr>
+      <w:rPr>
+        <w:rFonts w:ascii="Wingdings" w:hAnsi="Wingdings" w:hint="default"/>
+      </w:rPr>
+    </w:lvl>
+  </w:abstractNum>
+  <w:abstractNum w:abstractNumId="12" w15:restartNumberingAfterBreak="0">
     <w:nsid w:val="438A4FB7"/>
     <w:multiLevelType w:val="hybridMultilevel"/>
     <w:tmpl w:val="D0108E16"/>
@@ -4951,7 +6646,7 @@
       </w:pPr>
     </w:lvl>
   </w:abstractNum>
-  <w:abstractNum w:abstractNumId="11" w15:restartNumberingAfterBreak="0">
+  <w:abstractNum w:abstractNumId="13" w15:restartNumberingAfterBreak="0">
     <w:nsid w:val="486B075E"/>
     <w:multiLevelType w:val="multilevel"/>
     <w:tmpl w:val="5AFA9D9A"/>
@@ -5044,7 +6739,7 @@
       </w:pPr>
     </w:lvl>
   </w:abstractNum>
-  <w:abstractNum w:abstractNumId="12" w15:restartNumberingAfterBreak="0">
+  <w:abstractNum w:abstractNumId="14" w15:restartNumberingAfterBreak="0">
     <w:nsid w:val="57BA3090"/>
     <w:multiLevelType w:val="hybridMultilevel"/>
     <w:tmpl w:val="1A601BA0"/>
@@ -5136,7 +6831,7 @@
       </w:pPr>
     </w:lvl>
   </w:abstractNum>
-  <w:abstractNum w:abstractNumId="13" w15:restartNumberingAfterBreak="0">
+  <w:abstractNum w:abstractNumId="15" w15:restartNumberingAfterBreak="0">
     <w:nsid w:val="626B7E72"/>
     <w:multiLevelType w:val="hybridMultilevel"/>
     <w:tmpl w:val="2734821E"/>
@@ -5225,7 +6920,7 @@
       </w:pPr>
     </w:lvl>
   </w:abstractNum>
-  <w:abstractNum w:abstractNumId="14" w15:restartNumberingAfterBreak="0">
+  <w:abstractNum w:abstractNumId="16" w15:restartNumberingAfterBreak="0">
     <w:nsid w:val="675F62AA"/>
     <w:multiLevelType w:val="multilevel"/>
     <w:tmpl w:val="D51AD840"/>
@@ -5374,7 +7069,7 @@
       </w:rPr>
     </w:lvl>
   </w:abstractNum>
-  <w:abstractNum w:abstractNumId="15" w15:restartNumberingAfterBreak="0">
+  <w:abstractNum w:abstractNumId="17" w15:restartNumberingAfterBreak="0">
     <w:nsid w:val="719E7BD3"/>
     <w:multiLevelType w:val="multilevel"/>
     <w:tmpl w:val="3086016A"/>
@@ -5523,7 +7218,7 @@
       </w:rPr>
     </w:lvl>
   </w:abstractNum>
-  <w:abstractNum w:abstractNumId="16" w15:restartNumberingAfterBreak="0">
+  <w:abstractNum w:abstractNumId="18" w15:restartNumberingAfterBreak="0">
     <w:nsid w:val="7D9C28CF"/>
     <w:multiLevelType w:val="hybridMultilevel"/>
     <w:tmpl w:val="BCF24908"/>
@@ -5636,43 +7331,43 @@
     </w:lvl>
   </w:abstractNum>
   <w:num w:numId="1" w16cid:durableId="1514145239">
-    <w:abstractNumId w:val="11"/>
+    <w:abstractNumId w:val="13"/>
   </w:num>
   <w:num w:numId="2" w16cid:durableId="1791509575">
-    <w:abstractNumId w:val="16"/>
+    <w:abstractNumId w:val="18"/>
   </w:num>
   <w:num w:numId="3" w16cid:durableId="448090243">
     <w:abstractNumId w:val="0"/>
   </w:num>
   <w:num w:numId="4" w16cid:durableId="1419980313">
-    <w:abstractNumId w:val="14"/>
+    <w:abstractNumId w:val="16"/>
   </w:num>
   <w:num w:numId="5" w16cid:durableId="829758755">
+    <w:abstractNumId w:val="4"/>
+  </w:num>
+  <w:num w:numId="6" w16cid:durableId="1803109064">
+    <w:abstractNumId w:val="2"/>
+  </w:num>
+  <w:num w:numId="7" w16cid:durableId="1937789244">
+    <w:abstractNumId w:val="8"/>
+  </w:num>
+  <w:num w:numId="8" w16cid:durableId="1965622157">
+    <w:abstractNumId w:val="10"/>
+  </w:num>
+  <w:num w:numId="9" w16cid:durableId="173886689">
+    <w:abstractNumId w:val="5"/>
+  </w:num>
+  <w:num w:numId="10" w16cid:durableId="697238623">
+    <w:abstractNumId w:val="7"/>
+  </w:num>
+  <w:num w:numId="11" w16cid:durableId="1328437264">
+    <w:abstractNumId w:val="17"/>
+  </w:num>
+  <w:num w:numId="12" w16cid:durableId="2112045867">
     <w:abstractNumId w:val="3"/>
   </w:num>
-  <w:num w:numId="6" w16cid:durableId="1803109064">
-    <w:abstractNumId w:val="1"/>
-  </w:num>
-  <w:num w:numId="7" w16cid:durableId="1937789244">
-    <w:abstractNumId w:val="7"/>
-  </w:num>
-  <w:num w:numId="8" w16cid:durableId="1965622157">
-    <w:abstractNumId w:val="9"/>
-  </w:num>
-  <w:num w:numId="9" w16cid:durableId="173886689">
-    <w:abstractNumId w:val="4"/>
-  </w:num>
-  <w:num w:numId="10" w16cid:durableId="697238623">
-    <w:abstractNumId w:val="6"/>
-  </w:num>
-  <w:num w:numId="11" w16cid:durableId="1328437264">
-    <w:abstractNumId w:val="15"/>
-  </w:num>
-  <w:num w:numId="12" w16cid:durableId="2112045867">
-    <w:abstractNumId w:val="2"/>
-  </w:num>
   <w:num w:numId="13" w16cid:durableId="348794057">
-    <w:abstractNumId w:val="11"/>
+    <w:abstractNumId w:val="13"/>
     <w:lvlOverride w:ilvl="0">
       <w:startOverride w:val="1"/>
     </w:lvlOverride>
@@ -5702,21 +7397,35 @@
     </w:lvlOverride>
   </w:num>
   <w:num w:numId="14" w16cid:durableId="775371359">
+    <w:abstractNumId w:val="14"/>
+  </w:num>
+  <w:num w:numId="15" w16cid:durableId="1038702379">
+    <w:abstractNumId w:val="15"/>
+  </w:num>
+  <w:num w:numId="16" w16cid:durableId="2091079797">
     <w:abstractNumId w:val="12"/>
   </w:num>
-  <w:num w:numId="15" w16cid:durableId="1038702379">
-    <w:abstractNumId w:val="13"/>
-  </w:num>
-  <w:num w:numId="16" w16cid:durableId="2091079797">
-    <w:abstractNumId w:val="10"/>
-  </w:num>
   <w:num w:numId="17" w16cid:durableId="2046371470">
-    <w:abstractNumId w:val="8"/>
+    <w:abstractNumId w:val="9"/>
   </w:num>
   <w:num w:numId="18" w16cid:durableId="1073046334">
-    <w:abstractNumId w:val="5"/>
+    <w:abstractNumId w:val="6"/>
+  </w:num>
+  <w:num w:numId="19" w16cid:durableId="1782214766">
+    <w:abstractNumId w:val="1"/>
+  </w:num>
+  <w:num w:numId="20" w16cid:durableId="929778196">
+    <w:abstractNumId w:val="11"/>
   </w:num>
 </w:numbering>
+</file>
+
+<file path=word/people.xml><?xml version="1.0" encoding="utf-8"?>
+<w15:people xmlns:wpc="http://schemas.microsoft.com/office/word/2010/wordprocessingCanvas" xmlns:cx="http://schemas.microsoft.com/office/drawing/2014/chartex" xmlns:cx1="http://schemas.microsoft.com/office/drawing/2015/9/8/chartex" xmlns:cx2="http://schemas.microsoft.com/office/drawing/2015/10/21/chartex" xmlns:cx3="http://schemas.microsoft.com/office/drawing/2016/5/9/chartex" xmlns:cx4="http://schemas.microsoft.com/office/drawing/2016/5/10/chartex" xmlns:cx5="http://schemas.microsoft.com/office/drawing/2016/5/11/chartex" xmlns:cx6="http://schemas.microsoft.com/office/drawing/2016/5/12/chartex" xmlns:cx7="http://schemas.microsoft.com/office/drawing/2016/5/13/chartex" xmlns:cx8="http://schemas.microsoft.com/office/drawing/2016/5/14/chartex" xmlns:mc="http://schemas.openxmlformats.org/markup-compatibility/2006" xmlns:aink="http://schemas.microsoft.com/office/drawing/2016/ink" xmlns:am3d="http://schemas.microsoft.com/office/drawing/2017/model3d" xmlns:o="urn:schemas-microsoft-com:office:office" xmlns:oel="http://schemas.microsoft.com/office/2019/extlst" xmlns:r="http://schemas.openxmlformats.org/officeDocument/2006/relationships" xmlns:m="http://schemas.openxmlformats.org/officeDocument/2006/math" xmlns:v="urn:schemas-microsoft-com:vml" xmlns:wp14="http://schemas.microsoft.com/office/word/2010/wordprocessingDrawing" xmlns:wp="http://schemas.openxmlformats.org/drawingml/2006/wordprocessingDrawing" xmlns:w10="urn:schemas-microsoft-com:office:word" xmlns:w="http://schemas.openxmlformats.org/wordprocessingml/2006/main" xmlns:w14="http://schemas.microsoft.com/office/word/2010/wordml" xmlns:w15="http://schemas.microsoft.com/office/word/2012/wordml" xmlns:w16cex="http://schemas.microsoft.com/office/word/2018/wordml/cex" xmlns:w16cid="http://schemas.microsoft.com/office/word/2016/wordml/cid" xmlns:w16="http://schemas.microsoft.com/office/word/2018/wordml" xmlns:w16sdtdh="http://schemas.microsoft.com/office/word/2020/wordml/sdtdatahash" xmlns:w16se="http://schemas.microsoft.com/office/word/2015/wordml/symex" xmlns:wpg="http://schemas.microsoft.com/office/word/2010/wordprocessingGroup" xmlns:wpi="http://schemas.microsoft.com/office/word/2010/wordprocessingInk" xmlns:wne="http://schemas.microsoft.com/office/word/2006/wordml" xmlns:wps="http://schemas.microsoft.com/office/word/2010/wordprocessingShape" mc:Ignorable="w14 w15 w16se w16cid w16 w16cex w16sdtdh wp14">
+  <w15:person w15:author="יעל מקובצקי">
+    <w15:presenceInfo w15:providerId="AD" w15:userId="S-1-5-21-2792124457-4195260170-3408990471-12735"/>
+  </w15:person>
+</w15:people>
 </file>
 
 <file path=word/styles.xml><?xml version="1.0" encoding="utf-8"?>
